--- a/Capstone_Project/06_Testing_Results_and_Evaluation/Group-3_User_Testing_Results.docx
+++ b/Capstone_Project/06_Testing_Results_and_Evaluation/Group-3_User_Testing_Results.docx
@@ -61,7 +61,7 @@
     </w:p>
     <w:p>
       <w:r>
-        <w:t>This chapter evaluates the functionality and usability of CampusBook, a web-based system intended to help students arrange consultations with lecturers. Testing focused on whether users could complete the assigned task, understand the available consultation information, receive a clear confirmation, and manage consultation slots where the lecturer workflow applied. The chapter presents the questionnaire feedback collected on 28 October 2026, interprets the findings, and identifies remaining testing evidence required before the project is submitted.</w:t>
+        <w:t>This chapter evaluates the functionality and usability of CampusBook, a web-based system intended to help students arrange consultations with lecturers. Testing focused on whether users could complete the assigned task, understand the available consultation information, receive a clear confirmation, and manage consultation slots where the lecturer workflow applied. The chapter presents the questionnaire feedback collected on 28 October 2026 and interprets the findings.</w:t>
       </w:r>
     </w:p>
     <w:p>
